--- a/ind/docx/04.content.docx
+++ b/ind/docx/04.content.docx
@@ -19,7 +19,7 @@
         <w:rPr>
           <w:lang w:val="id_ID" w:bidi="id_ID"/>
         </w:rPr>
-        <w:t>Resource: Tyndale Open Study Notes</w:t>
+        <w:t>Resource: Aquifer Open Study Notes (Book Intros)</w:t>
       </w:r>
       <w:r>
         <w:rPr>
@@ -112,7 +112,7 @@
         <w:rPr>
           <w:lang w:val="id_ID" w:bidi="id_ID"/>
         </w:rPr>
-        <w:t>Tyndale Open Study Notes</w:t>
+        <w:t>Aquifer Open Study Notes (Book Intros)</w:t>
       </w:r>
     </w:p>
     <w:p>

--- a/ind/docx/04.content.docx
+++ b/ind/docx/04.content.docx
@@ -297,54 +297,36 @@
         </w:rPr>
         <w:t>Kitab Bilangan mendapatkan strukturnya dari tiga tahap perjalanan Israel melalui padang gurun: (1) sembilan belas hari saat Israel bersiap untuk berangkat dari Gunung Sinai (</w:t>
       </w:r>
-      <w:hyperlink r:id="rId13">
-        <w:r>
-          <w:rPr>
-            <w:lang w:val="id_ID" w:bidi="id_ID"/>
-          </w:rPr>
-          <w:rPr>
-            <w:color w:val="0000EE"/>
-            <w:u w:val="single"/>
-          </w:rPr>
-          <w:t>Bil. 1:1–10:10</w:t>
-        </w:r>
-      </w:hyperlink>
+      <w:r>
+        <w:rPr>
+          <w:lang w:val="id_ID" w:bidi="id_ID"/>
+        </w:rPr>
+        <w:t>Bil. 1:1–10:10</w:t>
+      </w:r>
       <w:r>
         <w:rPr>
           <w:lang w:val="id_ID" w:bidi="id_ID"/>
         </w:rPr>
         <w:t>), (2) perjalanan selama tiga puluh sembilan tahun dari Sinai ke dataran Moab (</w:t>
       </w:r>
-      <w:hyperlink r:id="rId14">
-        <w:r>
-          <w:rPr>
-            <w:lang w:val="id_ID" w:bidi="id_ID"/>
-          </w:rPr>
-          <w:rPr>
-            <w:color w:val="0000EE"/>
-            <w:u w:val="single"/>
-          </w:rPr>
-          <w:t>Bil. 10:11–22:1</w:t>
-        </w:r>
-      </w:hyperlink>
+      <w:r>
+        <w:rPr>
+          <w:lang w:val="id_ID" w:bidi="id_ID"/>
+        </w:rPr>
+        <w:t>Bil. 10:11–22:1</w:t>
+      </w:r>
       <w:r>
         <w:rPr>
           <w:lang w:val="id_ID" w:bidi="id_ID"/>
         </w:rPr>
         <w:t>), dan (3) bulan-bulan terakhir perkemahan Israel di dataran Moab sebelum mereka memasuki Kanaan (</w:t>
       </w:r>
-      <w:hyperlink r:id="rId15">
-        <w:r>
-          <w:rPr>
-            <w:lang w:val="id_ID" w:bidi="id_ID"/>
-          </w:rPr>
-          <w:rPr>
-            <w:color w:val="0000EE"/>
-            <w:u w:val="single"/>
-          </w:rPr>
-          <w:t>Bil. 21:1–36:13</w:t>
-        </w:r>
-      </w:hyperlink>
+      <w:r>
+        <w:rPr>
+          <w:lang w:val="id_ID" w:bidi="id_ID"/>
+        </w:rPr>
+        <w:t>Bil. 21:1–36:13</w:t>
+      </w:r>
       <w:r>
         <w:rPr>
           <w:lang w:val="id_ID" w:bidi="id_ID"/>
@@ -365,36 +347,24 @@
         </w:rPr>
         <w:t xml:space="preserve">Dua kali pendataan laki-laki Israel yang telah cukup umur untuk berperang (pasal </w:t>
       </w:r>
-      <w:hyperlink r:id="rId16">
-        <w:r>
-          <w:rPr>
-            <w:lang w:val="id_ID" w:bidi="id_ID"/>
-          </w:rPr>
-          <w:rPr>
-            <w:color w:val="0000EE"/>
-            <w:u w:val="single"/>
-          </w:rPr>
-          <w:t>1–4</w:t>
-        </w:r>
-      </w:hyperlink>
+      <w:r>
+        <w:rPr>
+          <w:lang w:val="id_ID" w:bidi="id_ID"/>
+        </w:rPr>
+        <w:t>1–4</w:t>
+      </w:r>
       <w:r>
         <w:rPr>
           <w:lang w:val="id_ID" w:bidi="id_ID"/>
         </w:rPr>
         <w:t xml:space="preserve">, </w:t>
       </w:r>
-      <w:hyperlink r:id="rId17">
-        <w:r>
-          <w:rPr>
-            <w:lang w:val="id_ID" w:bidi="id_ID"/>
-          </w:rPr>
-          <w:rPr>
-            <w:color w:val="0000EE"/>
-            <w:u w:val="single"/>
-          </w:rPr>
-          <w:t>26</w:t>
-        </w:r>
-      </w:hyperlink>
+      <w:r>
+        <w:rPr>
+          <w:lang w:val="id_ID" w:bidi="id_ID"/>
+        </w:rPr>
+        <w:t>26</w:t>
+      </w:r>
       <w:r>
         <w:rPr>
           <w:lang w:val="id_ID" w:bidi="id_ID"/>
@@ -415,144 +385,96 @@
         </w:rPr>
         <w:t xml:space="preserve">Sepanjang perjalanan, orang Ibrani yang meninggalkan Mesir berulang kali memberontak (pasal </w:t>
       </w:r>
-      <w:hyperlink r:id="rId18">
-        <w:r>
-          <w:rPr>
-            <w:lang w:val="id_ID" w:bidi="id_ID"/>
-          </w:rPr>
-          <w:rPr>
-            <w:color w:val="0000EE"/>
-            <w:u w:val="single"/>
-          </w:rPr>
-          <w:t>11</w:t>
-        </w:r>
-      </w:hyperlink>
+      <w:r>
+        <w:rPr>
+          <w:lang w:val="id_ID" w:bidi="id_ID"/>
+        </w:rPr>
+        <w:t>11</w:t>
+      </w:r>
       <w:r>
         <w:rPr>
           <w:lang w:val="id_ID" w:bidi="id_ID"/>
         </w:rPr>
         <w:t xml:space="preserve">, </w:t>
       </w:r>
-      <w:hyperlink r:id="rId19">
-        <w:r>
-          <w:rPr>
-            <w:lang w:val="id_ID" w:bidi="id_ID"/>
-          </w:rPr>
-          <w:rPr>
-            <w:color w:val="0000EE"/>
-            <w:u w:val="single"/>
-          </w:rPr>
-          <w:t>12</w:t>
-        </w:r>
-      </w:hyperlink>
+      <w:r>
+        <w:rPr>
+          <w:lang w:val="id_ID" w:bidi="id_ID"/>
+        </w:rPr>
+        <w:t>12</w:t>
+      </w:r>
       <w:r>
         <w:rPr>
           <w:lang w:val="id_ID" w:bidi="id_ID"/>
         </w:rPr>
         <w:t xml:space="preserve">, </w:t>
       </w:r>
-      <w:hyperlink r:id="rId20">
-        <w:r>
-          <w:rPr>
-            <w:lang w:val="id_ID" w:bidi="id_ID"/>
-          </w:rPr>
-          <w:rPr>
-            <w:color w:val="0000EE"/>
-            <w:u w:val="single"/>
-          </w:rPr>
-          <w:t>14</w:t>
-        </w:r>
-      </w:hyperlink>
+      <w:r>
+        <w:rPr>
+          <w:lang w:val="id_ID" w:bidi="id_ID"/>
+        </w:rPr>
+        <w:t>14</w:t>
+      </w:r>
       <w:r>
         <w:rPr>
           <w:lang w:val="id_ID" w:bidi="id_ID"/>
         </w:rPr>
         <w:t xml:space="preserve">, </w:t>
       </w:r>
-      <w:hyperlink r:id="rId21">
-        <w:r>
-          <w:rPr>
-            <w:lang w:val="id_ID" w:bidi="id_ID"/>
-          </w:rPr>
-          <w:rPr>
-            <w:color w:val="0000EE"/>
-            <w:u w:val="single"/>
-          </w:rPr>
-          <w:t>16–17</w:t>
-        </w:r>
-      </w:hyperlink>
+      <w:r>
+        <w:rPr>
+          <w:lang w:val="id_ID" w:bidi="id_ID"/>
+        </w:rPr>
+        <w:t>16–17</w:t>
+      </w:r>
       <w:r>
         <w:rPr>
           <w:lang w:val="id_ID" w:bidi="id_ID"/>
         </w:rPr>
         <w:t xml:space="preserve">, </w:t>
       </w:r>
-      <w:hyperlink r:id="rId22">
-        <w:r>
-          <w:rPr>
-            <w:lang w:val="id_ID" w:bidi="id_ID"/>
-          </w:rPr>
-          <w:rPr>
-            <w:color w:val="0000EE"/>
-            <w:u w:val="single"/>
-          </w:rPr>
-          <w:t>20</w:t>
-        </w:r>
-      </w:hyperlink>
+      <w:r>
+        <w:rPr>
+          <w:lang w:val="id_ID" w:bidi="id_ID"/>
+        </w:rPr>
+        <w:t>20</w:t>
+      </w:r>
       <w:r>
         <w:rPr>
           <w:lang w:val="id_ID" w:bidi="id_ID"/>
         </w:rPr>
         <w:t xml:space="preserve">, </w:t>
       </w:r>
-      <w:hyperlink r:id="rId23">
-        <w:r>
-          <w:rPr>
-            <w:lang w:val="id_ID" w:bidi="id_ID"/>
-          </w:rPr>
-          <w:rPr>
-            <w:color w:val="0000EE"/>
-            <w:u w:val="single"/>
-          </w:rPr>
-          <w:t>25</w:t>
-        </w:r>
-      </w:hyperlink>
+      <w:r>
+        <w:rPr>
+          <w:lang w:val="id_ID" w:bidi="id_ID"/>
+        </w:rPr>
+        <w:t>25</w:t>
+      </w:r>
       <w:r>
         <w:rPr>
           <w:lang w:val="id_ID" w:bidi="id_ID"/>
         </w:rPr>
         <w:t>). Mereka semua meninggal di padang gurun kecuali Yosua dan Kaleb, yang imannya patut dijadikan teladan (</w:t>
       </w:r>
-      <w:hyperlink r:id="rId24">
-        <w:r>
-          <w:rPr>
-            <w:lang w:val="id_ID" w:bidi="id_ID"/>
-          </w:rPr>
-          <w:rPr>
-            <w:color w:val="0000EE"/>
-            <w:u w:val="single"/>
-          </w:rPr>
-          <w:t>Bil. 13:30</w:t>
-        </w:r>
-      </w:hyperlink>
+      <w:r>
+        <w:rPr>
+          <w:lang w:val="id_ID" w:bidi="id_ID"/>
+        </w:rPr>
+        <w:t>Bil. 13:30</w:t>
+      </w:r>
       <w:r>
         <w:rPr>
           <w:lang w:val="id_ID" w:bidi="id_ID"/>
         </w:rPr>
         <w:t xml:space="preserve">; </w:t>
       </w:r>
-      <w:hyperlink r:id="rId25">
-        <w:r>
-          <w:rPr>
-            <w:lang w:val="id_ID" w:bidi="id_ID"/>
-          </w:rPr>
-          <w:rPr>
-            <w:color w:val="0000EE"/>
-            <w:u w:val="single"/>
-          </w:rPr>
-          <w:t>14:6–9</w:t>
-        </w:r>
-      </w:hyperlink>
+      <w:r>
+        <w:rPr>
+          <w:lang w:val="id_ID" w:bidi="id_ID"/>
+        </w:rPr>
+        <w:t>14:6–9</w:t>
+      </w:r>
       <w:r>
         <w:rPr>
           <w:lang w:val="id_ID" w:bidi="id_ID"/>
@@ -573,126 +495,84 @@
         </w:rPr>
         <w:t xml:space="preserve">Pasukan Israel diuji pada beberapa kesempatan sebelum mereka memasuki Kanaan (pasal </w:t>
       </w:r>
-      <w:hyperlink r:id="rId20">
-        <w:r>
-          <w:rPr>
-            <w:lang w:val="id_ID" w:bidi="id_ID"/>
-          </w:rPr>
-          <w:rPr>
-            <w:color w:val="0000EE"/>
-            <w:u w:val="single"/>
-          </w:rPr>
-          <w:t>14</w:t>
-        </w:r>
-      </w:hyperlink>
+      <w:r>
+        <w:rPr>
+          <w:lang w:val="id_ID" w:bidi="id_ID"/>
+        </w:rPr>
+        <w:t>14</w:t>
+      </w:r>
       <w:r>
         <w:rPr>
           <w:lang w:val="id_ID" w:bidi="id_ID"/>
         </w:rPr>
         <w:t xml:space="preserve">, </w:t>
       </w:r>
-      <w:hyperlink r:id="rId26">
-        <w:r>
-          <w:rPr>
-            <w:lang w:val="id_ID" w:bidi="id_ID"/>
-          </w:rPr>
-          <w:rPr>
-            <w:color w:val="0000EE"/>
-            <w:u w:val="single"/>
-          </w:rPr>
-          <w:t>21</w:t>
-        </w:r>
-      </w:hyperlink>
+      <w:r>
+        <w:rPr>
+          <w:lang w:val="id_ID" w:bidi="id_ID"/>
+        </w:rPr>
+        <w:t>21</w:t>
+      </w:r>
       <w:r>
         <w:rPr>
           <w:lang w:val="id_ID" w:bidi="id_ID"/>
         </w:rPr>
         <w:t xml:space="preserve">, </w:t>
       </w:r>
-      <w:hyperlink r:id="rId27">
-        <w:r>
-          <w:rPr>
-            <w:lang w:val="id_ID" w:bidi="id_ID"/>
-          </w:rPr>
-          <w:rPr>
-            <w:color w:val="0000EE"/>
-            <w:u w:val="single"/>
-          </w:rPr>
-          <w:t>31</w:t>
-        </w:r>
-      </w:hyperlink>
+      <w:r>
+        <w:rPr>
+          <w:lang w:val="id_ID" w:bidi="id_ID"/>
+        </w:rPr>
+        <w:t>31</w:t>
+      </w:r>
       <w:r>
         <w:rPr>
           <w:lang w:val="id_ID" w:bidi="id_ID"/>
         </w:rPr>
         <w:t xml:space="preserve">), dan kisah tentang Bileam diceritakan kembali (pasal </w:t>
       </w:r>
-      <w:hyperlink r:id="rId28">
-        <w:r>
-          <w:rPr>
-            <w:lang w:val="id_ID" w:bidi="id_ID"/>
-          </w:rPr>
-          <w:rPr>
-            <w:color w:val="0000EE"/>
-            <w:u w:val="single"/>
-          </w:rPr>
-          <w:t>22–24</w:t>
-        </w:r>
-      </w:hyperlink>
+      <w:r>
+        <w:rPr>
+          <w:lang w:val="id_ID" w:bidi="id_ID"/>
+        </w:rPr>
+        <w:t>22–24</w:t>
+      </w:r>
       <w:r>
         <w:rPr>
           <w:lang w:val="id_ID" w:bidi="id_ID"/>
         </w:rPr>
         <w:t xml:space="preserve">). Pengaturan dibuat untuk pemukiman di wilayah seberang Yordan (pasal </w:t>
       </w:r>
-      <w:hyperlink r:id="rId29">
-        <w:r>
-          <w:rPr>
-            <w:lang w:val="id_ID" w:bidi="id_ID"/>
-          </w:rPr>
-          <w:rPr>
-            <w:color w:val="0000EE"/>
-            <w:u w:val="single"/>
-          </w:rPr>
-          <w:t>32</w:t>
-        </w:r>
-      </w:hyperlink>
+      <w:r>
+        <w:rPr>
+          <w:lang w:val="id_ID" w:bidi="id_ID"/>
+        </w:rPr>
+        <w:t>32</w:t>
+      </w:r>
       <w:r>
         <w:rPr>
           <w:lang w:val="id_ID" w:bidi="id_ID"/>
         </w:rPr>
         <w:t xml:space="preserve">), perjalanan di padang gurun ditinjau kembali (pasal </w:t>
       </w:r>
-      <w:hyperlink r:id="rId30">
-        <w:r>
-          <w:rPr>
-            <w:lang w:val="id_ID" w:bidi="id_ID"/>
-          </w:rPr>
-          <w:rPr>
-            <w:color w:val="0000EE"/>
-            <w:u w:val="single"/>
-          </w:rPr>
-          <w:t>33</w:t>
-        </w:r>
-      </w:hyperlink>
+      <w:r>
+        <w:rPr>
+          <w:lang w:val="id_ID" w:bidi="id_ID"/>
+        </w:rPr>
+        <w:t>33</w:t>
+      </w:r>
       <w:r>
         <w:rPr>
           <w:lang w:val="id_ID" w:bidi="id_ID"/>
         </w:rPr>
         <w:t xml:space="preserve">), dan Musa menantikan pendudukan Kanaan (pasal </w:t>
       </w:r>
-      <w:hyperlink r:id="rId31">
-        <w:r>
-          <w:rPr>
-            <w:lang w:val="id_ID" w:bidi="id_ID"/>
-          </w:rPr>
-          <w:rPr>
-            <w:color w:val="0000EE"/>
-            <w:u w:val="single"/>
-          </w:rPr>
-          <w:t>34–36</w:t>
-        </w:r>
-      </w:hyperlink>
+      <w:r>
+        <w:rPr>
+          <w:lang w:val="id_ID" w:bidi="id_ID"/>
+        </w:rPr>
+        <w:t>34–36</w:t>
+      </w:r>
       <w:r>
         <w:rPr>
           <w:lang w:val="id_ID" w:bidi="id_ID"/>
@@ -738,36 +618,24 @@
         </w:rPr>
         <w:t xml:space="preserve">Seperti halnya kitab-kitab Pentateukh lainnya, Musa secara tradisional diakui sebagai penulis Kitab Bilangan. Hingga munculnya kajian modern, baik sarjana Yahudi maupun Kristen meyakini kepenulisan Musa; Perjanjian Lama, Perjanjian Baru, dan banyak literatur Yahudi kuno juga membuat asumsi ini. Referensi mengenai peran Musa sebagai penulis muncul di seluruh Kitab Pentateukh (mis., </w:t>
       </w:r>
-      <w:hyperlink r:id="rId32">
-        <w:r>
-          <w:rPr>
-            <w:lang w:val="id_ID" w:bidi="id_ID"/>
-          </w:rPr>
-          <w:rPr>
-            <w:color w:val="0000EE"/>
-            <w:u w:val="single"/>
-          </w:rPr>
-          <w:t>Bil. 33:1–2</w:t>
-        </w:r>
-      </w:hyperlink>
+      <w:r>
+        <w:rPr>
+          <w:lang w:val="id_ID" w:bidi="id_ID"/>
+        </w:rPr>
+        <w:t>Bil. 33:1–2</w:t>
+      </w:r>
       <w:r>
         <w:rPr>
           <w:lang w:val="id_ID" w:bidi="id_ID"/>
         </w:rPr>
         <w:t>). Tidak ada alasan untuk mengecualikan Musa sebagai penulis utama—berdasarkan isi atau tingkat literasi yang mungkin pada saat Keluaran dan penaklukkan—kecuali dalam bagian seperti kisah kematiannya (</w:t>
       </w:r>
-      <w:hyperlink r:id="rId33">
-        <w:r>
-          <w:rPr>
-            <w:lang w:val="id_ID" w:bidi="id_ID"/>
-          </w:rPr>
-          <w:rPr>
-            <w:color w:val="0000EE"/>
-            <w:u w:val="single"/>
-          </w:rPr>
-          <w:t>Ul. 34</w:t>
-        </w:r>
-      </w:hyperlink>
+      <w:r>
+        <w:rPr>
+          <w:lang w:val="id_ID" w:bidi="id_ID"/>
+        </w:rPr>
+        <w:t>Ul. 34</w:t>
+      </w:r>
       <w:r>
         <w:rPr>
           <w:lang w:val="id_ID" w:bidi="id_ID"/>
@@ -876,36 +744,24 @@
         </w:rPr>
         <w:t xml:space="preserve">Judul Kitab. Nama "Bilangan" berasal dari fokus Kitab ini pada statistik (lihat pasal </w:t>
       </w:r>
-      <w:hyperlink r:id="rId16">
-        <w:r>
-          <w:rPr>
-            <w:lang w:val="id_ID" w:bidi="id_ID"/>
-          </w:rPr>
-          <w:rPr>
-            <w:color w:val="0000EE"/>
-            <w:u w:val="single"/>
-          </w:rPr>
-          <w:t>1–4</w:t>
-        </w:r>
-      </w:hyperlink>
+      <w:r>
+        <w:rPr>
+          <w:lang w:val="id_ID" w:bidi="id_ID"/>
+        </w:rPr>
+        <w:t>1–4</w:t>
+      </w:r>
       <w:r>
         <w:rPr>
           <w:lang w:val="id_ID" w:bidi="id_ID"/>
         </w:rPr>
         <w:t xml:space="preserve">, </w:t>
       </w:r>
-      <w:hyperlink r:id="rId17">
-        <w:r>
-          <w:rPr>
-            <w:lang w:val="id_ID" w:bidi="id_ID"/>
-          </w:rPr>
-          <w:rPr>
-            <w:color w:val="0000EE"/>
-            <w:u w:val="single"/>
-          </w:rPr>
-          <w:t>26</w:t>
-        </w:r>
-      </w:hyperlink>
+      <w:r>
+        <w:rPr>
+          <w:lang w:val="id_ID" w:bidi="id_ID"/>
+        </w:rPr>
+        <w:t>26</w:t>
+      </w:r>
       <w:r>
         <w:rPr>
           <w:lang w:val="id_ID" w:bidi="id_ID"/>
@@ -938,18 +794,12 @@
         </w:rPr>
         <w:t xml:space="preserve">, nama yang diberikan kepada Kitab ini oleh terjemahan Latin Vulgata dan Septuaginta Yunani dari Perjanjian Lama. Catatan registrasi menunjukkan dengan presisi matematis bahwa orang Israel yang meninggalkan Mesir bukanlah orang yang sama yang menyeberangi Sungai Yordan ke Kanaan. Dalam Alkitab Ibrani, Kitab Bilangan disebut bemidbar (“di padang gurun”), kata keempat dari </w:t>
       </w:r>
-      <w:hyperlink r:id="rId34">
-        <w:r>
-          <w:rPr>
-            <w:lang w:val="id_ID" w:bidi="id_ID"/>
-          </w:rPr>
-          <w:rPr>
-            <w:color w:val="0000EE"/>
-            <w:u w:val="single"/>
-          </w:rPr>
-          <w:t>Bil. 1:1</w:t>
-        </w:r>
-      </w:hyperlink>
+      <w:r>
+        <w:rPr>
+          <w:lang w:val="id_ID" w:bidi="id_ID"/>
+        </w:rPr>
+        <w:t>Bil. 1:1</w:t>
+      </w:r>
       <w:r>
         <w:rPr>
           <w:lang w:val="id_ID" w:bidi="id_ID"/>
@@ -970,162 +820,108 @@
         </w:rPr>
         <w:t xml:space="preserve">Genre Sastra. Kitab Bilangan mencakup berbagai genre sastra umum, seperti narasi (mis., </w:t>
       </w:r>
-      <w:hyperlink r:id="rId35">
-        <w:r>
-          <w:rPr>
-            <w:lang w:val="id_ID" w:bidi="id_ID"/>
-          </w:rPr>
-          <w:rPr>
-            <w:color w:val="0000EE"/>
-            <w:u w:val="single"/>
-          </w:rPr>
-          <w:t>Bil. 10:11–14:45</w:t>
-        </w:r>
-      </w:hyperlink>
+      <w:r>
+        <w:rPr>
+          <w:lang w:val="id_ID" w:bidi="id_ID"/>
+        </w:rPr>
+        <w:t>Bil. 10:11–14:45</w:t>
+      </w:r>
       <w:r>
         <w:rPr>
           <w:lang w:val="id_ID" w:bidi="id_ID"/>
         </w:rPr>
         <w:t xml:space="preserve">), puisi (mis., pasal </w:t>
       </w:r>
-      <w:hyperlink r:id="rId36">
-        <w:r>
-          <w:rPr>
-            <w:lang w:val="id_ID" w:bidi="id_ID"/>
-          </w:rPr>
-          <w:rPr>
-            <w:color w:val="0000EE"/>
-            <w:u w:val="single"/>
-          </w:rPr>
-          <w:t>23–24</w:t>
-        </w:r>
-      </w:hyperlink>
+      <w:r>
+        <w:rPr>
+          <w:lang w:val="id_ID" w:bidi="id_ID"/>
+        </w:rPr>
+        <w:t>23–24</w:t>
+      </w:r>
       <w:r>
         <w:rPr>
           <w:lang w:val="id_ID" w:bidi="id_ID"/>
         </w:rPr>
         <w:t xml:space="preserve">), dan hukum (mis., pasal </w:t>
       </w:r>
-      <w:hyperlink r:id="rId37">
-        <w:r>
-          <w:rPr>
-            <w:lang w:val="id_ID" w:bidi="id_ID"/>
-          </w:rPr>
-          <w:rPr>
-            <w:color w:val="0000EE"/>
-            <w:u w:val="single"/>
-          </w:rPr>
-          <w:t>4–6</w:t>
-        </w:r>
-      </w:hyperlink>
+      <w:r>
+        <w:rPr>
+          <w:lang w:val="id_ID" w:bidi="id_ID"/>
+        </w:rPr>
+        <w:t>4–6</w:t>
+      </w:r>
       <w:r>
         <w:rPr>
           <w:lang w:val="id_ID" w:bidi="id_ID"/>
         </w:rPr>
         <w:t xml:space="preserve">). Kitab ini juga berisi daftar rincian fakta dan angka, seperti hasil pendataan (mis., pasal </w:t>
       </w:r>
-      <w:hyperlink r:id="rId16">
-        <w:r>
-          <w:rPr>
-            <w:lang w:val="id_ID" w:bidi="id_ID"/>
-          </w:rPr>
-          <w:rPr>
-            <w:color w:val="0000EE"/>
-            <w:u w:val="single"/>
-          </w:rPr>
-          <w:t>1–4</w:t>
-        </w:r>
-      </w:hyperlink>
+      <w:r>
+        <w:rPr>
+          <w:lang w:val="id_ID" w:bidi="id_ID"/>
+        </w:rPr>
+        <w:t>1–4</w:t>
+      </w:r>
       <w:r>
         <w:rPr>
           <w:lang w:val="id_ID" w:bidi="id_ID"/>
         </w:rPr>
         <w:t xml:space="preserve">), persembahan (misalnya, pasal </w:t>
       </w:r>
-      <w:hyperlink r:id="rId38">
-        <w:r>
-          <w:rPr>
-            <w:lang w:val="id_ID" w:bidi="id_ID"/>
-          </w:rPr>
-          <w:rPr>
-            <w:color w:val="0000EE"/>
-            <w:u w:val="single"/>
-          </w:rPr>
-          <w:t>7</w:t>
-        </w:r>
-      </w:hyperlink>
+      <w:r>
+        <w:rPr>
+          <w:lang w:val="id_ID" w:bidi="id_ID"/>
+        </w:rPr>
+        <w:t>7</w:t>
+      </w:r>
       <w:r>
         <w:rPr>
           <w:lang w:val="id_ID" w:bidi="id_ID"/>
         </w:rPr>
         <w:t xml:space="preserve">), dan rencana perjalanan (mis., pasal </w:t>
       </w:r>
-      <w:hyperlink r:id="rId30">
-        <w:r>
-          <w:rPr>
-            <w:lang w:val="id_ID" w:bidi="id_ID"/>
-          </w:rPr>
-          <w:rPr>
-            <w:color w:val="0000EE"/>
-            <w:u w:val="single"/>
-          </w:rPr>
-          <w:t>33</w:t>
-        </w:r>
-      </w:hyperlink>
+      <w:r>
+        <w:rPr>
+          <w:lang w:val="id_ID" w:bidi="id_ID"/>
+        </w:rPr>
+        <w:t>33</w:t>
+      </w:r>
       <w:r>
         <w:rPr>
           <w:lang w:val="id_ID" w:bidi="id_ID"/>
         </w:rPr>
         <w:t xml:space="preserve">). Terjemahan NLT menyusun berbagai daftar prosa tersebut ke dalam tabel-tabel ringkas berisi nama dan jumlah (pasal </w:t>
       </w:r>
-      <w:hyperlink r:id="rId39">
-        <w:r>
-          <w:rPr>
-            <w:lang w:val="id_ID" w:bidi="id_ID"/>
-          </w:rPr>
-          <w:rPr>
-            <w:color w:val="0000EE"/>
-            <w:u w:val="single"/>
-          </w:rPr>
-          <w:t>1–2</w:t>
-        </w:r>
-      </w:hyperlink>
+      <w:r>
+        <w:rPr>
+          <w:lang w:val="id_ID" w:bidi="id_ID"/>
+        </w:rPr>
+        <w:t>1–2</w:t>
+      </w:r>
       <w:r>
         <w:rPr>
           <w:lang w:val="id_ID" w:bidi="id_ID"/>
         </w:rPr>
         <w:t xml:space="preserve">; </w:t>
       </w:r>
-      <w:hyperlink r:id="rId40">
-        <w:r>
-          <w:rPr>
-            <w:lang w:val="id_ID" w:bidi="id_ID"/>
-          </w:rPr>
-          <w:rPr>
-            <w:color w:val="0000EE"/>
-            <w:u w:val="single"/>
-          </w:rPr>
-          <w:t>13</w:t>
-        </w:r>
-      </w:hyperlink>
+      <w:r>
+        <w:rPr>
+          <w:lang w:val="id_ID" w:bidi="id_ID"/>
+        </w:rPr>
+        <w:t>13</w:t>
+      </w:r>
       <w:r>
         <w:rPr>
           <w:lang w:val="id_ID" w:bidi="id_ID"/>
         </w:rPr>
         <w:t xml:space="preserve">, </w:t>
       </w:r>
-      <w:hyperlink r:id="rId41">
-        <w:r>
-          <w:rPr>
-            <w:lang w:val="id_ID" w:bidi="id_ID"/>
-          </w:rPr>
-          <w:rPr>
-            <w:color w:val="0000EE"/>
-            <w:u w:val="single"/>
-          </w:rPr>
-          <w:t>34</w:t>
-        </w:r>
-      </w:hyperlink>
+      <w:r>
+        <w:rPr>
+          <w:lang w:val="id_ID" w:bidi="id_ID"/>
+        </w:rPr>
+        <w:t>34</w:t>
+      </w:r>
       <w:r>
         <w:rPr>
           <w:lang w:val="id_ID" w:bidi="id_ID"/>
@@ -1159,108 +955,72 @@
         </w:rPr>
         <w:t>TUHAN (</w:t>
       </w:r>
-      <w:hyperlink r:id="rId42">
-        <w:r>
-          <w:rPr>
-            <w:lang w:val="id_ID" w:bidi="id_ID"/>
-          </w:rPr>
-          <w:rPr>
-            <w:color w:val="0000EE"/>
-            <w:u w:val="single"/>
-          </w:rPr>
-          <w:t>Bil. 21:14–15</w:t>
-        </w:r>
-      </w:hyperlink>
+      <w:r>
+        <w:rPr>
+          <w:lang w:val="id_ID" w:bidi="id_ID"/>
+        </w:rPr>
+        <w:t>Bil. 21:14–15</w:t>
+      </w:r>
       <w:r>
         <w:rPr>
           <w:lang w:val="id_ID" w:bidi="id_ID"/>
         </w:rPr>
         <w:t>), “Nyanyian tentang Sumur” (</w:t>
       </w:r>
-      <w:hyperlink r:id="rId43">
-        <w:r>
-          <w:rPr>
-            <w:lang w:val="id_ID" w:bidi="id_ID"/>
-          </w:rPr>
-          <w:rPr>
-            <w:color w:val="0000EE"/>
-            <w:u w:val="single"/>
-          </w:rPr>
-          <w:t>Bil. 21:17–18</w:t>
-        </w:r>
-      </w:hyperlink>
+      <w:r>
+        <w:rPr>
+          <w:lang w:val="id_ID" w:bidi="id_ID"/>
+        </w:rPr>
+        <w:t>Bil. 21:17–18</w:t>
+      </w:r>
       <w:r>
         <w:rPr>
           <w:lang w:val="id_ID" w:bidi="id_ID"/>
         </w:rPr>
         <w:t>), dan “Nyanyian tentang Hesybon” (</w:t>
       </w:r>
-      <w:hyperlink r:id="rId44">
-        <w:r>
-          <w:rPr>
-            <w:lang w:val="id_ID" w:bidi="id_ID"/>
-          </w:rPr>
-          <w:rPr>
-            <w:color w:val="0000EE"/>
-            <w:u w:val="single"/>
-          </w:rPr>
-          <w:t>Bil. 21:27–30</w:t>
-        </w:r>
-      </w:hyperlink>
+      <w:r>
+        <w:rPr>
+          <w:lang w:val="id_ID" w:bidi="id_ID"/>
+        </w:rPr>
+        <w:t>Bil. 21:27–30</w:t>
+      </w:r>
       <w:r>
         <w:rPr>
           <w:lang w:val="id_ID" w:bidi="id_ID"/>
         </w:rPr>
         <w:t xml:space="preserve">). Pasal </w:t>
       </w:r>
-      <w:hyperlink r:id="rId36">
-        <w:r>
-          <w:rPr>
-            <w:lang w:val="id_ID" w:bidi="id_ID"/>
-          </w:rPr>
-          <w:rPr>
-            <w:color w:val="0000EE"/>
-            <w:u w:val="single"/>
-          </w:rPr>
-          <w:t>23–24</w:t>
-        </w:r>
-      </w:hyperlink>
+      <w:r>
+        <w:rPr>
+          <w:lang w:val="id_ID" w:bidi="id_ID"/>
+        </w:rPr>
+        <w:t>23–24</w:t>
+      </w:r>
       <w:r>
         <w:rPr>
           <w:lang w:val="id_ID" w:bidi="id_ID"/>
         </w:rPr>
         <w:t xml:space="preserve"> mengandung banyak baris puitis dari nabi non-Israel, Bileam; </w:t>
       </w:r>
-      <w:hyperlink r:id="rId45">
-        <w:r>
-          <w:rPr>
-            <w:lang w:val="id_ID" w:bidi="id_ID"/>
-          </w:rPr>
-          <w:rPr>
-            <w:color w:val="0000EE"/>
-            <w:u w:val="single"/>
-          </w:rPr>
-          <w:t>Bil. 31:32–47</w:t>
-        </w:r>
-      </w:hyperlink>
+      <w:r>
+        <w:rPr>
+          <w:lang w:val="id_ID" w:bidi="id_ID"/>
+        </w:rPr>
+        <w:t>Bil. 31:32–47</w:t>
+      </w:r>
       <w:r>
         <w:rPr>
           <w:lang w:val="id_ID" w:bidi="id_ID"/>
         </w:rPr>
         <w:t xml:space="preserve"> tampaknya didasarkan pada catatan nyata tentang rampasan perang; dan Pasal </w:t>
       </w:r>
-      <w:hyperlink r:id="rId30">
-        <w:r>
-          <w:rPr>
-            <w:lang w:val="id_ID" w:bidi="id_ID"/>
-          </w:rPr>
-          <w:rPr>
-            <w:color w:val="0000EE"/>
-            <w:u w:val="single"/>
-          </w:rPr>
-          <w:t>33</w:t>
-        </w:r>
-      </w:hyperlink>
+      <w:r>
+        <w:rPr>
+          <w:lang w:val="id_ID" w:bidi="id_ID"/>
+        </w:rPr>
+        <w:t>33</w:t>
+      </w:r>
       <w:r>
         <w:rPr>
           <w:lang w:val="id_ID" w:bidi="id_ID"/>
@@ -1281,18 +1041,12 @@
         </w:rPr>
         <w:t xml:space="preserve">Teks. Teks Ibrani dari Kitab Bilangan sangat terjaga dengan baik, kecuali beberapa bagian puisi dalam pasal </w:t>
       </w:r>
-      <w:hyperlink r:id="rId46">
-        <w:r>
-          <w:rPr>
-            <w:lang w:val="id_ID" w:bidi="id_ID"/>
-          </w:rPr>
-          <w:rPr>
-            <w:color w:val="0000EE"/>
-            <w:u w:val="single"/>
-          </w:rPr>
-          <w:t>21–24</w:t>
-        </w:r>
-      </w:hyperlink>
+      <w:r>
+        <w:rPr>
+          <w:lang w:val="id_ID" w:bidi="id_ID"/>
+        </w:rPr>
+        <w:t>21–24</w:t>
+      </w:r>
       <w:r>
         <w:rPr>
           <w:lang w:val="id_ID" w:bidi="id_ID"/>
@@ -1370,36 +1124,24 @@
         </w:rPr>
         <w:t xml:space="preserve">Dalam </w:t>
       </w:r>
-      <w:hyperlink r:id="rId47">
-        <w:r>
-          <w:rPr>
-            <w:lang w:val="id_ID" w:bidi="id_ID"/>
-          </w:rPr>
-          <w:rPr>
-            <w:color w:val="0000EE"/>
-            <w:u w:val="single"/>
-          </w:rPr>
-          <w:t>1 Korintus 10:1–11</w:t>
-        </w:r>
-      </w:hyperlink>
+      <w:r>
+        <w:rPr>
+          <w:lang w:val="id_ID" w:bidi="id_ID"/>
+        </w:rPr>
+        <w:t>1 Korintus 10:1–11</w:t>
+      </w:r>
       <w:r>
         <w:rPr>
           <w:lang w:val="id_ID" w:bidi="id_ID"/>
         </w:rPr>
         <w:t>, rasul Paulus memperingatkan pembacanya untuk menghindari penyembahan berhala, amoralitas, dan mengeluh agar mereka tidak binasa seperti bangsa Israel di padang gurun. Allah tidak berkenan dengan perilaku seperti itu, dan pengikut Kristus tidak boleh mencobai Allah (</w:t>
       </w:r>
-      <w:hyperlink r:id="rId48">
-        <w:r>
-          <w:rPr>
-            <w:lang w:val="id_ID" w:bidi="id_ID"/>
-          </w:rPr>
-          <w:rPr>
-            <w:color w:val="0000EE"/>
-            <w:u w:val="single"/>
-          </w:rPr>
-          <w:t>1Kor. 10:9</w:t>
-        </w:r>
-      </w:hyperlink>
+      <w:r>
+        <w:rPr>
+          <w:lang w:val="id_ID" w:bidi="id_ID"/>
+        </w:rPr>
+        <w:t>1Kor. 10:9</w:t>
+      </w:r>
       <w:r>
         <w:rPr>
           <w:lang w:val="id_ID" w:bidi="id_ID"/>
@@ -1424,36 +1166,24 @@
         </w:rPr>
         <w:t>Penulis Kitab Ibrani mengidentifikasi kejadian berulang dari sifat keras hati dan ketidaktaatan Israel, serta menyatakan bahwa Allah menanggapi penyimpangan ini dengan murka yang cepat dan pasti (</w:t>
       </w:r>
-      <w:hyperlink r:id="rId49">
-        <w:r>
-          <w:rPr>
-            <w:lang w:val="id_ID" w:bidi="id_ID"/>
-          </w:rPr>
-          <w:rPr>
-            <w:color w:val="0000EE"/>
-            <w:u w:val="single"/>
-          </w:rPr>
-          <w:t>Ibr. 3:7–4:11</w:t>
-        </w:r>
-      </w:hyperlink>
+      <w:r>
+        <w:rPr>
+          <w:lang w:val="id_ID" w:bidi="id_ID"/>
+        </w:rPr>
+        <w:t>Ibr. 3:7–4:11</w:t>
+      </w:r>
       <w:r>
         <w:rPr>
           <w:lang w:val="id_ID" w:bidi="id_ID"/>
         </w:rPr>
         <w:t xml:space="preserve">). Ayat-ayat ini, yang banyak menggunakan bahasa dari </w:t>
       </w:r>
-      <w:hyperlink r:id="rId50">
-        <w:r>
-          <w:rPr>
-            <w:lang w:val="id_ID" w:bidi="id_ID"/>
-          </w:rPr>
-          <w:rPr>
-            <w:color w:val="0000EE"/>
-            <w:u w:val="single"/>
-          </w:rPr>
-          <w:t>Mazmur 95</w:t>
-        </w:r>
-      </w:hyperlink>
+      <w:r>
+        <w:rPr>
+          <w:lang w:val="id_ID" w:bidi="id_ID"/>
+        </w:rPr>
+        <w:t>Mazmur 95</w:t>
+      </w:r>
       <w:r>
         <w:rPr>
           <w:lang w:val="id_ID" w:bidi="id_ID"/>
@@ -1472,18 +1202,12 @@
           <w:lang w:val="id_ID" w:bidi="id_ID"/>
         </w:rPr>
       </w:r>
-      <w:hyperlink r:id="rId51">
-        <w:r>
-          <w:rPr>
-            <w:lang w:val="id_ID" w:bidi="id_ID"/>
-          </w:rPr>
-          <w:rPr>
-            <w:color w:val="0000EE"/>
-            <w:u w:val="single"/>
-          </w:rPr>
-          <w:t>Yudas 1:5</w:t>
-        </w:r>
-      </w:hyperlink>
+      <w:r>
+        <w:rPr>
+          <w:lang w:val="id_ID" w:bidi="id_ID"/>
+        </w:rPr>
+        <w:t>Yudas 1:5</w:t>
+      </w:r>
       <w:r>
         <w:rPr>
           <w:lang w:val="id_ID" w:bidi="id_ID"/>
